--- a/docs/시연대본/0.공통_촬영_가이드.docx
+++ b/docs/시연대본/0.공통_촬영_가이드.docx
@@ -450,30 +450,30 @@
                 <w:sz w:val="19"/>
                 <w:szCs w:val="19"/>
               </w:rPr>
-              <w:t xml:space="preserve">상주기술인 주재비 (출근부 증빙 장면 포함 · 교통비 = 카카오·오피넷 강조)</w:t>
-            </w:r>
-          </w:p>
-        </w:tc>
-        <w:tc>
-          <w:tcPr>
-            <w:tcW w:type="dxa" w:w="2400"/>
-            <w:tcMar>
-              <w:top w:type="dxa" w:w="80"/>
-              <w:left w:type="dxa" w:w="120"/>
-              <w:bottom w:type="dxa" w:w="80"/>
-              <w:right w:type="dxa" w:w="120"/>
-            </w:tcMar>
-          </w:tcPr>
-          <w:p>
-            <w:r>
-              <w:rPr>
-                <w:rFonts w:ascii="Malgun Gothic" w:cs="Malgun Gothic" w:eastAsia="Malgun Gothic" w:hAnsi="Malgun Gothic"/>
-                <w:b w:val="false"/>
-                <w:bCs w:val="false"/>
-                <w:sz w:val="19"/>
-                <w:szCs w:val="19"/>
-              </w:rPr>
-              <w:t xml:space="preserve">2분 30초 ~ 3분</w:t>
+              <w:t xml:space="preserve">상주기술인 주재비 (출근부 증빙 장면 포함 · 교통비 = 카카오·오피넷·차종 강조)</w:t>
+            </w:r>
+          </w:p>
+        </w:tc>
+        <w:tc>
+          <w:tcPr>
+            <w:tcW w:type="dxa" w:w="2400"/>
+            <w:tcMar>
+              <w:top w:type="dxa" w:w="80"/>
+              <w:left w:type="dxa" w:w="120"/>
+              <w:bottom w:type="dxa" w:w="80"/>
+              <w:right w:type="dxa" w:w="120"/>
+            </w:tcMar>
+          </w:tcPr>
+          <w:p>
+            <w:r>
+              <w:rPr>
+                <w:rFonts w:ascii="Malgun Gothic" w:cs="Malgun Gothic" w:eastAsia="Malgun Gothic" w:hAnsi="Malgun Gothic"/>
+                <w:b w:val="false"/>
+                <w:bCs w:val="false"/>
+                <w:sz w:val="19"/>
+                <w:szCs w:val="19"/>
+              </w:rPr>
+              <w:t xml:space="preserve">3분 ~ 3분 30초</w:t>
             </w:r>
           </w:p>
         </w:tc>
@@ -732,30 +732,30 @@
                 <w:sz w:val="19"/>
                 <w:szCs w:val="19"/>
               </w:rPr>
-              <w:t xml:space="preserve">본사 제출 → 충족률 → 정산서 출력 → 마무리(남은 과제 포함)</w:t>
-            </w:r>
-          </w:p>
-        </w:tc>
-        <w:tc>
-          <w:tcPr>
-            <w:tcW w:type="dxa" w:w="2400"/>
-            <w:tcMar>
-              <w:top w:type="dxa" w:w="80"/>
-              <w:left w:type="dxa" w:w="120"/>
-              <w:bottom w:type="dxa" w:w="80"/>
-              <w:right w:type="dxa" w:w="120"/>
-            </w:tcMar>
-          </w:tcPr>
-          <w:p>
-            <w:r>
-              <w:rPr>
-                <w:rFonts w:ascii="Malgun Gothic" w:cs="Malgun Gothic" w:eastAsia="Malgun Gothic" w:hAnsi="Malgun Gothic"/>
-                <w:b w:val="false"/>
-                <w:bCs w:val="false"/>
-                <w:sz w:val="19"/>
-                <w:szCs w:val="19"/>
-              </w:rPr>
-              <w:t xml:space="preserve">2분 ~ 2분 30초</w:t>
+              <w:t xml:space="preserve">본사 제출(+사전 관리) → 충족률 → 정산서 출력 → 마무리</w:t>
+            </w:r>
+          </w:p>
+        </w:tc>
+        <w:tc>
+          <w:tcPr>
+            <w:tcW w:type="dxa" w:w="2400"/>
+            <w:tcMar>
+              <w:top w:type="dxa" w:w="80"/>
+              <w:left w:type="dxa" w:w="120"/>
+              <w:bottom w:type="dxa" w:w="80"/>
+              <w:right w:type="dxa" w:w="120"/>
+            </w:tcMar>
+          </w:tcPr>
+          <w:p>
+            <w:r>
+              <w:rPr>
+                <w:rFonts w:ascii="Malgun Gothic" w:cs="Malgun Gothic" w:eastAsia="Malgun Gothic" w:hAnsi="Malgun Gothic"/>
+                <w:b w:val="false"/>
+                <w:bCs w:val="false"/>
+                <w:sz w:val="19"/>
+                <w:szCs w:val="19"/>
+              </w:rPr>
+              <w:t xml:space="preserve">2분 30초 ~ 3분</w:t>
             </w:r>
           </w:p>
         </w:tc>
@@ -777,7 +777,7 @@
           <w:sz w:val="21"/>
           <w:szCs w:val="21"/>
         </w:rPr>
-        <w:t xml:space="preserve">합치면 약 9~11분 (목표 10분 내외). 각 영상 첫 화면에 「③ 상주기술인 주재비」처럼</w:t>
+        <w:t xml:space="preserve">합치면 약 10~12분 (목표 10분 내외). 각 영상 첫 화면에 「③ 상주기술인 주재비」처럼</w:t>
       </w:r>
     </w:p>
     <w:p>

--- a/docs/시연대본/0.공통_촬영_가이드.docx
+++ b/docs/시연대본/0.공통_촬영_가이드.docx
@@ -473,7 +473,7 @@
                 <w:sz w:val="19"/>
                 <w:szCs w:val="19"/>
               </w:rPr>
-              <w:t xml:space="preserve">3분 ~ 3분 30초</w:t>
+              <w:t xml:space="preserve">2분 30초 ~ 3분</w:t>
             </w:r>
           </w:p>
         </w:tc>
